--- a/testakten/elternunterhalt-pflegeheim-sozialamtsregress-aachen/13_vergleichs_und_ratenangebot.docx
+++ b/testakten/elternunterhalt-pflegeheim-sozialamtsregress-aachen/13_vergleichs_und_ratenangebot.docx
@@ -140,7 +140,7 @@
         <w:jc w:val="left"/>
       </w:pPr>
       <w:r>
-        <w:t>Quellenpflicht nach references/zitierweise.md. Normbezug: §§ 1601, 1603 BGB, § 94 SGB XII. Die zugrunde liegenden Selbstbehaltssätze sind Arbeitswerte und vor Verwendung an amtlicher Quelle zu verifizieren.</w:t>
+        <w:t>Quellenpflicht nach references/zitierweise.md. Normbezug: Paragrafen 1601, 1603 BGB, Paragraf 94 SGB XII. Die zugrunde liegenden Selbstbehaltssätze sind Arbeitswerte und vor Verwendung an amtlicher Quelle zu verifizieren.</w:t>
       </w:r>
     </w:p>
     <w:sectPr>
